--- a/data/ai_texts/AI_text_55.docx
+++ b/data/ai_texts/AI_text_55.docx
@@ -14,7 +14,7 @@
     </w:p>
     <w:p>
       <w:r>
-        <w:t>The use of decimals in the funeral service industry is crucial for precision in financial transactions, such as calculating service fees and product pricing. Decimals allow funeral homes to accurately compute costs associated with services like embalming, cremation, and memorial arrangements, which often involve intricate pricing structures. For instance, a service fee might be $1,235.75, requiring the use of decimals to ensure accurate billing and record-keeping. Decimals also aid in converting measurements when preparing burial plots or custom caskets, where precise dimensions are necessary to meet client specifications. This precision in financial and operational aspects reflects an overarching theme of accuracy and professionalism in the industry. Additionally, "A Guide to Business Mathematics" by G O'Regan emphasizes the importance of understanding decimals for financial accuracy, which is directly applicable to operations within the funeral service sector. This source highlights the conversion of decimals to fractions, which is a fundamental aspect of ensuring precise calculations in business settings (Ref-f127585).</w:t>
+        <w:t>The use of decimals in the funeral service industry is crucial for precision in financial transactions, such as calculating service fees and product pricing. Decimals allow funeral homes to accurately compute costs associated with services like embalming, cremation, and memorial arrangements, which often involve intricate pricing structures. For instance, a service fee might be $1,235.75, requiring the use of decimals to ensure accurate billing and record-keeping. Decimals also aid in converting measurements when preparing burial plots or custom caskets, where precise dimensions are necessary to meet client specifications. This precision in financial and operational aspects reflects an overarching theme of accuracy and professionalism in the industry. Additionally, "A Guide to Business Mathematics" by G O'Regan emphasizes the importance of understanding decimals for financial accuracy, which is directly applicable to operations within the funeral service sector. This source highlights the conversion of decimals to fractions, which is a fundamental aspect of ensuring precise calculations in business settings (Ref-u379874).</w:t>
       </w:r>
     </w:p>
     <w:p>
